--- a/Cristoff Stan/Linux, Python, DevOps, and CICD/Cristoff Stan.docx
+++ b/Cristoff Stan/Linux, Python, DevOps, and CICD/Cristoff Stan.docx
@@ -6,6 +6,39 @@
       <w:pPr>
         <w:pStyle w:val="Heading1"/>
         <w:jc w:val="center"/>
+        <w:rPr>
+          <w:rFonts w:asciiTheme="majorBidi" w:hAnsiTheme="majorBidi" w:cstheme="majorBidi" w:hint="default"/>
+          <w:b w:val="0"/>
+          <w:bCs w:val="0"/>
+        </w:rPr>
+      </w:pPr>
+      <w:proofErr w:type="spellStart"/>
+      <w:r>
+        <w:rPr>
+          <w:rStyle w:val="Strong"/>
+          <w:rFonts w:ascii="Stencil" w:hAnsi="Stencil" w:cs="Impact" w:hint="default"/>
+          <w:b/>
+          <w:bCs/>
+          <w:color w:val="5B9BD5" w:themeColor="accent1"/>
+          <w:sz w:val="96"/>
+          <w:szCs w:val="96"/>
+        </w:rPr>
+        <w:t>Cristoff</w:t>
+      </w:r>
+      <w:proofErr w:type="spellEnd"/>
+      <w:r>
+        <w:rPr>
+          <w:rStyle w:val="Strong"/>
+          <w:rFonts w:ascii="Stencil" w:hAnsi="Stencil" w:cs="Impact" w:hint="default"/>
+          <w:b/>
+          <w:bCs/>
+          <w:color w:val="5B9BD5" w:themeColor="accent1"/>
+          <w:sz w:val="96"/>
+          <w:szCs w:val="96"/>
+        </w:rPr>
+        <w:t xml:space="preserve"> Stan</w:t>
+      </w:r>
+      <w:r>
         <w:rPr>
           <w:rStyle w:val="Strong"/>
           <w:rFonts w:ascii="Impact" w:hAnsi="Impact" w:cs="Impact" w:hint="default"/>
@@ -15,56 +48,8 @@
           <w:sz w:val="96"/>
           <w:szCs w:val="96"/>
         </w:rPr>
-      </w:pPr>
-      <w:proofErr w:type="spellStart"/>
-      <w:r>
-        <w:rPr>
-          <w:rStyle w:val="Strong"/>
-          <w:rFonts w:ascii="Stencil" w:hAnsi="Stencil" w:cs="Impact" w:hint="default"/>
-          <w:b/>
-          <w:bCs/>
-          <w:color w:val="5B9BD5" w:themeColor="accent1"/>
-          <w:sz w:val="96"/>
-          <w:szCs w:val="96"/>
-        </w:rPr>
-        <w:t>Cristoff</w:t>
-      </w:r>
-      <w:proofErr w:type="spellEnd"/>
-      <w:r>
-        <w:rPr>
-          <w:rStyle w:val="Strong"/>
-          <w:rFonts w:ascii="Stencil" w:hAnsi="Stencil" w:cs="Impact" w:hint="default"/>
-          <w:b/>
-          <w:bCs/>
-          <w:color w:val="5B9BD5" w:themeColor="accent1"/>
-          <w:sz w:val="96"/>
-          <w:szCs w:val="96"/>
-        </w:rPr>
-        <w:t xml:space="preserve"> Stan</w:t>
-      </w:r>
-      <w:r>
-        <w:rPr>
-          <w:rStyle w:val="Strong"/>
-          <w:rFonts w:ascii="Impact" w:hAnsi="Impact" w:cs="Impact" w:hint="default"/>
-          <w:b/>
-          <w:bCs/>
-          <w:color w:val="5B9BD5" w:themeColor="accent1"/>
-          <w:sz w:val="96"/>
-          <w:szCs w:val="96"/>
-        </w:rPr>
         <w:t xml:space="preserve"> </w:t>
       </w:r>
-    </w:p>
-    <w:p>
-      <w:pPr>
-        <w:pStyle w:val="Heading1"/>
-        <w:jc w:val="center"/>
-        <w:rPr>
-          <w:rFonts w:asciiTheme="majorBidi" w:hAnsiTheme="majorBidi" w:cstheme="majorBidi" w:hint="default"/>
-          <w:b w:val="0"/>
-          <w:bCs w:val="0"/>
-        </w:rPr>
-      </w:pPr>
       <w:r>
         <w:rPr>
           <w:rFonts w:asciiTheme="majorBidi" w:eastAsia="Segoe UI" w:hAnsiTheme="majorBidi" w:cstheme="majorBidi" w:hint="default"/>
@@ -159,7 +144,25 @@
                 <w:color w:val="FFFFFF"/>
               </w:rPr>
               <w:br/>
-              <w:t>LinkedIn: https://www.linkedin.com/in/cristoff-stan-b53490362/ | Phone Number: +372 58619311</w:t>
+              <w:t>LinkedIn: https://www.linkedin.com/in/cristoff-stan-</w:t>
+            </w:r>
+            <w:r>
+              <w:rPr>
+                <w:rFonts w:asciiTheme="majorBidi" w:hAnsiTheme="majorBidi" w:cstheme="majorBidi"/>
+                <w:b/>
+                <w:bCs/>
+                <w:color w:val="FFFFFF"/>
+              </w:rPr>
+              <w:t>330682401</w:t>
+            </w:r>
+            <w:r>
+              <w:rPr>
+                <w:rFonts w:asciiTheme="majorBidi" w:hAnsiTheme="majorBidi" w:cstheme="majorBidi"/>
+                <w:b/>
+                <w:bCs/>
+                <w:color w:val="FFFFFF"/>
+              </w:rPr>
+              <w:t>/ | Phone Number: +372 58619311</w:t>
             </w:r>
           </w:p>
         </w:tc>
@@ -203,25 +206,7 @@
           <w:sz w:val="24"/>
           <w:szCs w:val="24"/>
         </w:rPr>
-        <w:t xml:space="preserve">Engineering leader with over 10 years of hands-on experience in software development and technical management, with a deep focus on high-load distributed systems, </w:t>
-      </w:r>
-      <w:proofErr w:type="spellStart"/>
-      <w:r>
-        <w:rPr>
-          <w:rFonts w:asciiTheme="majorBidi" w:hAnsiTheme="majorBidi" w:cstheme="majorBidi"/>
-          <w:sz w:val="24"/>
-          <w:szCs w:val="24"/>
-        </w:rPr>
-        <w:t>DevOps</w:t>
-      </w:r>
-      <w:proofErr w:type="spellEnd"/>
-      <w:r>
-        <w:rPr>
-          <w:rFonts w:asciiTheme="majorBidi" w:hAnsiTheme="majorBidi" w:cstheme="majorBidi"/>
-          <w:sz w:val="24"/>
-          <w:szCs w:val="24"/>
-        </w:rPr>
-        <w:t xml:space="preserve"> automation, and secure Linux environments.</w:t>
+        <w:t>Engineering leader with over 10 years of hands-on experience in software development and technical management, with a deep focus on high-load distributed systems, DevOps automation, and secure Linux environments.</w:t>
       </w:r>
       <w:proofErr w:type="gramEnd"/>
       <w:r>
@@ -384,7 +369,7 @@
           <w:szCs w:val="24"/>
           <w:lang w:eastAsia="en-US"/>
         </w:rPr>
-        <w:t xml:space="preserve">: Linux (system-level), </w:t>
+        <w:t xml:space="preserve">: Linux (system-level), Docker, Kubernetes, </w:t>
       </w:r>
       <w:proofErr w:type="spellStart"/>
       <w:r>
@@ -394,7 +379,7 @@
           <w:szCs w:val="24"/>
           <w:lang w:eastAsia="en-US"/>
         </w:rPr>
-        <w:t>Docker</w:t>
+        <w:t>Ansible</w:t>
       </w:r>
       <w:proofErr w:type="spellEnd"/>
       <w:r>
@@ -404,67 +389,7 @@
           <w:szCs w:val="24"/>
           <w:lang w:eastAsia="en-US"/>
         </w:rPr>
-        <w:t xml:space="preserve">, </w:t>
-      </w:r>
-      <w:proofErr w:type="spellStart"/>
-      <w:r>
-        <w:rPr>
-          <w:rFonts w:ascii="Times New Roman" w:eastAsia="Times New Roman" w:hAnsi="Times New Roman" w:cs="Times New Roman"/>
-          <w:sz w:val="24"/>
-          <w:szCs w:val="24"/>
-          <w:lang w:eastAsia="en-US"/>
-        </w:rPr>
-        <w:t>Kubernetes</w:t>
-      </w:r>
-      <w:proofErr w:type="spellEnd"/>
-      <w:r>
-        <w:rPr>
-          <w:rFonts w:ascii="Times New Roman" w:eastAsia="Times New Roman" w:hAnsi="Times New Roman" w:cs="Times New Roman"/>
-          <w:sz w:val="24"/>
-          <w:szCs w:val="24"/>
-          <w:lang w:eastAsia="en-US"/>
-        </w:rPr>
-        <w:t xml:space="preserve">, </w:t>
-      </w:r>
-      <w:proofErr w:type="spellStart"/>
-      <w:r>
-        <w:rPr>
-          <w:rFonts w:ascii="Times New Roman" w:eastAsia="Times New Roman" w:hAnsi="Times New Roman" w:cs="Times New Roman"/>
-          <w:sz w:val="24"/>
-          <w:szCs w:val="24"/>
-          <w:lang w:eastAsia="en-US"/>
-        </w:rPr>
-        <w:t>Ansible</w:t>
-      </w:r>
-      <w:proofErr w:type="spellEnd"/>
-      <w:r>
-        <w:rPr>
-          <w:rFonts w:ascii="Times New Roman" w:eastAsia="Times New Roman" w:hAnsi="Times New Roman" w:cs="Times New Roman"/>
-          <w:sz w:val="24"/>
-          <w:szCs w:val="24"/>
-          <w:lang w:eastAsia="en-US"/>
-        </w:rPr>
-        <w:t xml:space="preserve">, </w:t>
-      </w:r>
-      <w:proofErr w:type="spellStart"/>
-      <w:r>
-        <w:rPr>
-          <w:rFonts w:ascii="Times New Roman" w:eastAsia="Times New Roman" w:hAnsi="Times New Roman" w:cs="Times New Roman"/>
-          <w:sz w:val="24"/>
-          <w:szCs w:val="24"/>
-          <w:lang w:eastAsia="en-US"/>
-        </w:rPr>
-        <w:t>Terraform</w:t>
-      </w:r>
-      <w:proofErr w:type="spellEnd"/>
-      <w:r>
-        <w:rPr>
-          <w:rFonts w:ascii="Times New Roman" w:eastAsia="Times New Roman" w:hAnsi="Times New Roman" w:cs="Times New Roman"/>
-          <w:sz w:val="24"/>
-          <w:szCs w:val="24"/>
-          <w:lang w:eastAsia="en-US"/>
-        </w:rPr>
-        <w:t>, NGINX</w:t>
+        <w:t>, Terraform, NGINX</w:t>
       </w:r>
     </w:p>
     <w:p>
@@ -483,7 +408,6 @@
           <w:lang w:eastAsia="en-US"/>
         </w:rPr>
       </w:pPr>
-      <w:proofErr w:type="spellStart"/>
       <w:r>
         <w:rPr>
           <w:rFonts w:ascii="Times New Roman" w:eastAsia="Times New Roman" w:hAnsi="Times New Roman" w:cs="Times New Roman"/>
@@ -495,7 +419,6 @@
         </w:rPr>
         <w:t>DevOps</w:t>
       </w:r>
-      <w:proofErr w:type="spellEnd"/>
       <w:r>
         <w:rPr>
           <w:rFonts w:ascii="Times New Roman" w:eastAsia="Times New Roman" w:hAnsi="Times New Roman" w:cs="Times New Roman"/>
@@ -657,47 +580,7 @@
           <w:szCs w:val="24"/>
           <w:lang w:eastAsia="en-US"/>
         </w:rPr>
-        <w:t xml:space="preserve">: </w:t>
-      </w:r>
-      <w:proofErr w:type="spellStart"/>
-      <w:r>
-        <w:rPr>
-          <w:rFonts w:ascii="Times New Roman" w:eastAsia="Times New Roman" w:hAnsi="Times New Roman" w:cs="Times New Roman"/>
-          <w:sz w:val="24"/>
-          <w:szCs w:val="24"/>
-          <w:lang w:eastAsia="en-US"/>
-        </w:rPr>
-        <w:t>PostgreSQL</w:t>
-      </w:r>
-      <w:proofErr w:type="spellEnd"/>
-      <w:r>
-        <w:rPr>
-          <w:rFonts w:ascii="Times New Roman" w:eastAsia="Times New Roman" w:hAnsi="Times New Roman" w:cs="Times New Roman"/>
-          <w:sz w:val="24"/>
-          <w:szCs w:val="24"/>
-          <w:lang w:eastAsia="en-US"/>
-        </w:rPr>
-        <w:t xml:space="preserve">, MySQL, </w:t>
-      </w:r>
-      <w:proofErr w:type="spellStart"/>
-      <w:r>
-        <w:rPr>
-          <w:rFonts w:ascii="Times New Roman" w:eastAsia="Times New Roman" w:hAnsi="Times New Roman" w:cs="Times New Roman"/>
-          <w:sz w:val="24"/>
-          <w:szCs w:val="24"/>
-          <w:lang w:eastAsia="en-US"/>
-        </w:rPr>
-        <w:t>MongoDB</w:t>
-      </w:r>
-      <w:proofErr w:type="spellEnd"/>
-      <w:r>
-        <w:rPr>
-          <w:rFonts w:ascii="Times New Roman" w:eastAsia="Times New Roman" w:hAnsi="Times New Roman" w:cs="Times New Roman"/>
-          <w:sz w:val="24"/>
-          <w:szCs w:val="24"/>
-          <w:lang w:eastAsia="en-US"/>
-        </w:rPr>
-        <w:t>, SQLite</w:t>
+        <w:t>: PostgreSQL, MySQL, MongoDB, SQLite</w:t>
       </w:r>
     </w:p>
     <w:p>
@@ -754,27 +637,7 @@
           <w:szCs w:val="24"/>
           <w:lang w:eastAsia="en-US"/>
         </w:rPr>
-        <w:t xml:space="preserve">, </w:t>
-      </w:r>
-      <w:proofErr w:type="spellStart"/>
-      <w:r>
-        <w:rPr>
-          <w:rFonts w:ascii="Times New Roman" w:eastAsia="Times New Roman" w:hAnsi="Times New Roman" w:cs="Times New Roman"/>
-          <w:sz w:val="24"/>
-          <w:szCs w:val="24"/>
-          <w:lang w:eastAsia="en-US"/>
-        </w:rPr>
-        <w:t>Jira</w:t>
-      </w:r>
-      <w:proofErr w:type="spellEnd"/>
-      <w:r>
-        <w:rPr>
-          <w:rFonts w:ascii="Times New Roman" w:eastAsia="Times New Roman" w:hAnsi="Times New Roman" w:cs="Times New Roman"/>
-          <w:sz w:val="24"/>
-          <w:szCs w:val="24"/>
-          <w:lang w:eastAsia="en-US"/>
-        </w:rPr>
-        <w:t xml:space="preserve">, Confluence, Slack, </w:t>
+        <w:t xml:space="preserve">, Jira, Confluence, Slack, </w:t>
       </w:r>
       <w:proofErr w:type="spellStart"/>
       <w:r>
@@ -965,8 +828,17 @@
           <w:rStyle w:val="Strong"/>
           <w:rFonts w:asciiTheme="majorBidi" w:hAnsiTheme="majorBidi" w:cstheme="majorBidi"/>
         </w:rPr>
-        <w:t>September 2021 – December 2024</w:t>
-      </w:r>
+        <w:t>September 2021 – December 202</w:t>
+      </w:r>
+      <w:r>
+        <w:rPr>
+          <w:rStyle w:val="Strong"/>
+          <w:rFonts w:asciiTheme="majorBidi" w:hAnsiTheme="majorBidi" w:cstheme="majorBidi"/>
+        </w:rPr>
+        <w:t>5</w:t>
+      </w:r>
+      <w:bookmarkStart w:id="0" w:name="_GoBack"/>
+      <w:bookmarkEnd w:id="0"/>
     </w:p>
     <w:p>
       <w:pPr>
@@ -1041,47 +913,7 @@
           <w:szCs w:val="24"/>
           <w:lang w:eastAsia="en-US"/>
         </w:rPr>
-        <w:t xml:space="preserve">, focusing on scalability and availability using </w:t>
-      </w:r>
-      <w:proofErr w:type="spellStart"/>
-      <w:r>
-        <w:rPr>
-          <w:rFonts w:ascii="Times New Roman" w:eastAsia="Times New Roman" w:hAnsi="Times New Roman" w:cs="Times New Roman"/>
-          <w:sz w:val="24"/>
-          <w:szCs w:val="24"/>
-          <w:lang w:eastAsia="en-US"/>
-        </w:rPr>
-        <w:t>Kubernetes</w:t>
-      </w:r>
-      <w:proofErr w:type="spellEnd"/>
-      <w:r>
-        <w:rPr>
-          <w:rFonts w:ascii="Times New Roman" w:eastAsia="Times New Roman" w:hAnsi="Times New Roman" w:cs="Times New Roman"/>
-          <w:sz w:val="24"/>
-          <w:szCs w:val="24"/>
-          <w:lang w:eastAsia="en-US"/>
-        </w:rPr>
-        <w:t xml:space="preserve"> and </w:t>
-      </w:r>
-      <w:proofErr w:type="spellStart"/>
-      <w:r>
-        <w:rPr>
-          <w:rFonts w:ascii="Times New Roman" w:eastAsia="Times New Roman" w:hAnsi="Times New Roman" w:cs="Times New Roman"/>
-          <w:sz w:val="24"/>
-          <w:szCs w:val="24"/>
-          <w:lang w:eastAsia="en-US"/>
-        </w:rPr>
-        <w:t>Docker</w:t>
-      </w:r>
-      <w:proofErr w:type="spellEnd"/>
-      <w:r>
-        <w:rPr>
-          <w:rFonts w:ascii="Times New Roman" w:eastAsia="Times New Roman" w:hAnsi="Times New Roman" w:cs="Times New Roman"/>
-          <w:sz w:val="24"/>
-          <w:szCs w:val="24"/>
-          <w:lang w:eastAsia="en-US"/>
-        </w:rPr>
-        <w:t xml:space="preserve"> in a high-load production environment.</w:t>
+        <w:t>, focusing on scalability and availability using Kubernetes and Docker in a high-load production environment.</w:t>
       </w:r>
     </w:p>
     <w:p>
@@ -1107,27 +939,7 @@
           <w:szCs w:val="24"/>
           <w:lang w:eastAsia="en-US"/>
         </w:rPr>
-        <w:t xml:space="preserve">Mentored and managed a globally distributed team of 10+ engineers, providing strategic direction and hands-on guidance across complex codebases and </w:t>
-      </w:r>
-      <w:proofErr w:type="spellStart"/>
-      <w:r>
-        <w:rPr>
-          <w:rFonts w:ascii="Times New Roman" w:eastAsia="Times New Roman" w:hAnsi="Times New Roman" w:cs="Times New Roman"/>
-          <w:sz w:val="24"/>
-          <w:szCs w:val="24"/>
-          <w:lang w:eastAsia="en-US"/>
-        </w:rPr>
-        <w:t>DevOps</w:t>
-      </w:r>
-      <w:proofErr w:type="spellEnd"/>
-      <w:r>
-        <w:rPr>
-          <w:rFonts w:ascii="Times New Roman" w:eastAsia="Times New Roman" w:hAnsi="Times New Roman" w:cs="Times New Roman"/>
-          <w:sz w:val="24"/>
-          <w:szCs w:val="24"/>
-          <w:lang w:eastAsia="en-US"/>
-        </w:rPr>
-        <w:t xml:space="preserve"> workflows.</w:t>
+        <w:t>Mentored and managed a globally distributed team of 10+ engineers, providing strategic direction and hands-on guidance across complex codebases and DevOps workflows.</w:t>
       </w:r>
     </w:p>
     <w:p>
@@ -1239,27 +1051,7 @@
           <w:szCs w:val="24"/>
           <w:lang w:eastAsia="en-US"/>
         </w:rPr>
-        <w:t xml:space="preserve"> pipelines and infrastructure-as-code (</w:t>
-      </w:r>
-      <w:proofErr w:type="spellStart"/>
-      <w:r>
-        <w:rPr>
-          <w:rFonts w:ascii="Times New Roman" w:eastAsia="Times New Roman" w:hAnsi="Times New Roman" w:cs="Times New Roman"/>
-          <w:sz w:val="24"/>
-          <w:szCs w:val="24"/>
-          <w:lang w:eastAsia="en-US"/>
-        </w:rPr>
-        <w:t>Terraform</w:t>
-      </w:r>
-      <w:proofErr w:type="spellEnd"/>
-      <w:r>
-        <w:rPr>
-          <w:rFonts w:ascii="Times New Roman" w:eastAsia="Times New Roman" w:hAnsi="Times New Roman" w:cs="Times New Roman"/>
-          <w:sz w:val="24"/>
-          <w:szCs w:val="24"/>
-          <w:lang w:eastAsia="en-US"/>
-        </w:rPr>
-        <w:t>), reducing deployment time by 50% and incident rate by 40% within 6 months.</w:t>
+        <w:t xml:space="preserve"> pipelines and infrastructure-as-code (Terraform), reducing deployment time by 50% and incident rate by 40% within 6 months.</w:t>
       </w:r>
     </w:p>
     <w:p>
@@ -1357,27 +1149,7 @@
           <w:szCs w:val="24"/>
           <w:lang w:eastAsia="en-US"/>
         </w:rPr>
-        <w:t xml:space="preserve">Led the implementation of internal </w:t>
-      </w:r>
-      <w:proofErr w:type="spellStart"/>
-      <w:r>
-        <w:rPr>
-          <w:rFonts w:ascii="Times New Roman" w:eastAsia="Times New Roman" w:hAnsi="Times New Roman" w:cs="Times New Roman"/>
-          <w:sz w:val="24"/>
-          <w:szCs w:val="24"/>
-          <w:lang w:eastAsia="en-US"/>
-        </w:rPr>
-        <w:t>observability</w:t>
-      </w:r>
-      <w:proofErr w:type="spellEnd"/>
-      <w:r>
-        <w:rPr>
-          <w:rFonts w:ascii="Times New Roman" w:eastAsia="Times New Roman" w:hAnsi="Times New Roman" w:cs="Times New Roman"/>
-          <w:sz w:val="24"/>
-          <w:szCs w:val="24"/>
-          <w:lang w:eastAsia="en-US"/>
-        </w:rPr>
-        <w:t xml:space="preserve"> stack (Prometheus, </w:t>
+        <w:t xml:space="preserve">Led the implementation of internal observability stack (Prometheus, </w:t>
       </w:r>
       <w:proofErr w:type="spellStart"/>
       <w:r>
@@ -1443,7 +1215,6 @@
           <w:szCs w:val="24"/>
           <w:lang w:eastAsia="en-US"/>
         </w:rPr>
-        <w:lastRenderedPageBreak/>
         <w:t>Acted as a player-coach in major crisis recoveries, directly debugging kernel-level issues in containerized environments and mentoring junior staff on root cause analysis.</w:t>
       </w:r>
     </w:p>
@@ -1466,6 +1237,7 @@
           <w:b/>
           <w:bCs/>
         </w:rPr>
+        <w:lastRenderedPageBreak/>
         <w:t>Software Engineer</w:t>
       </w:r>
     </w:p>
@@ -1565,27 +1337,7 @@
           <w:szCs w:val="24"/>
           <w:lang w:eastAsia="en-US"/>
         </w:rPr>
-        <w:t xml:space="preserve">Designed and implemented </w:t>
-      </w:r>
-      <w:proofErr w:type="spellStart"/>
-      <w:r>
-        <w:rPr>
-          <w:rFonts w:ascii="Times New Roman" w:eastAsia="Times New Roman" w:hAnsi="Times New Roman" w:cs="Times New Roman"/>
-          <w:sz w:val="24"/>
-          <w:szCs w:val="24"/>
-          <w:lang w:eastAsia="en-US"/>
-        </w:rPr>
-        <w:t>RESTful</w:t>
-      </w:r>
-      <w:proofErr w:type="spellEnd"/>
-      <w:r>
-        <w:rPr>
-          <w:rFonts w:ascii="Times New Roman" w:eastAsia="Times New Roman" w:hAnsi="Times New Roman" w:cs="Times New Roman"/>
-          <w:sz w:val="24"/>
-          <w:szCs w:val="24"/>
-          <w:lang w:eastAsia="en-US"/>
-        </w:rPr>
-        <w:t xml:space="preserve"> APIs and backend infrastructure for high-throughput marketing platforms serving real-time analytics across distributed nodes.</w:t>
+        <w:t>Designed and implemented RESTful APIs and backend infrastructure for high-throughput marketing platforms serving real-time analytics across distributed nodes.</w:t>
       </w:r>
     </w:p>
     <w:p>
@@ -1676,56 +1428,14 @@
           <w:lang w:eastAsia="en-US"/>
         </w:rPr>
       </w:pPr>
-      <w:bookmarkStart w:id="0" w:name="_GoBack"/>
-      <w:bookmarkEnd w:id="0"/>
-      <w:r>
-        <w:rPr>
-          <w:rFonts w:ascii="Times New Roman" w:eastAsia="Times New Roman" w:hAnsi="Times New Roman" w:cs="Times New Roman"/>
-          <w:sz w:val="24"/>
-          <w:szCs w:val="24"/>
-          <w:lang w:eastAsia="en-US"/>
-        </w:rPr>
-        <w:t xml:space="preserve">Optimized query performance on </w:t>
-      </w:r>
-      <w:proofErr w:type="spellStart"/>
-      <w:r>
-        <w:rPr>
-          <w:rFonts w:ascii="Times New Roman" w:eastAsia="Times New Roman" w:hAnsi="Times New Roman" w:cs="Times New Roman"/>
-          <w:sz w:val="24"/>
-          <w:szCs w:val="24"/>
-          <w:lang w:eastAsia="en-US"/>
-        </w:rPr>
-        <w:t>PostgreSQL</w:t>
-      </w:r>
-      <w:proofErr w:type="spellEnd"/>
-      <w:r>
-        <w:rPr>
-          <w:rFonts w:ascii="Times New Roman" w:eastAsia="Times New Roman" w:hAnsi="Times New Roman" w:cs="Times New Roman"/>
-          <w:sz w:val="24"/>
-          <w:szCs w:val="24"/>
-          <w:lang w:eastAsia="en-US"/>
-        </w:rPr>
-        <w:t xml:space="preserve"> and </w:t>
-      </w:r>
-      <w:proofErr w:type="spellStart"/>
-      <w:r>
-        <w:rPr>
-          <w:rFonts w:ascii="Times New Roman" w:eastAsia="Times New Roman" w:hAnsi="Times New Roman" w:cs="Times New Roman"/>
-          <w:sz w:val="24"/>
-          <w:szCs w:val="24"/>
-          <w:lang w:eastAsia="en-US"/>
-        </w:rPr>
-        <w:t>MongoDB</w:t>
-      </w:r>
-      <w:proofErr w:type="spellEnd"/>
-      <w:r>
-        <w:rPr>
-          <w:rFonts w:ascii="Times New Roman" w:eastAsia="Times New Roman" w:hAnsi="Times New Roman" w:cs="Times New Roman"/>
-          <w:sz w:val="24"/>
-          <w:szCs w:val="24"/>
-          <w:lang w:eastAsia="en-US"/>
-        </w:rPr>
-        <w:t xml:space="preserve"> clusters using indexing strategies, resulting in 4x speed improvements for analytics dashboards.</w:t>
+      <w:r>
+        <w:rPr>
+          <w:rFonts w:ascii="Times New Roman" w:eastAsia="Times New Roman" w:hAnsi="Times New Roman" w:cs="Times New Roman"/>
+          <w:sz w:val="24"/>
+          <w:szCs w:val="24"/>
+          <w:lang w:eastAsia="en-US"/>
+        </w:rPr>
+        <w:t>Optimized query performance on PostgreSQL and MongoDB clusters using indexing strategies, resulting in 4x speed improvements for analytics dashboards.</w:t>
       </w:r>
     </w:p>
     <w:p>
@@ -1817,47 +1527,7 @@
           <w:szCs w:val="24"/>
           <w:lang w:eastAsia="en-US"/>
         </w:rPr>
-        <w:t xml:space="preserve"> </w:t>
-      </w:r>
-      <w:proofErr w:type="spellStart"/>
-      <w:r>
-        <w:rPr>
-          <w:rFonts w:ascii="Times New Roman" w:eastAsia="Times New Roman" w:hAnsi="Times New Roman" w:cs="Times New Roman"/>
-          <w:sz w:val="24"/>
-          <w:szCs w:val="24"/>
-          <w:lang w:eastAsia="en-US"/>
-        </w:rPr>
-        <w:t>rulesets</w:t>
-      </w:r>
-      <w:proofErr w:type="spellEnd"/>
-      <w:r>
-        <w:rPr>
-          <w:rFonts w:ascii="Times New Roman" w:eastAsia="Times New Roman" w:hAnsi="Times New Roman" w:cs="Times New Roman"/>
-          <w:sz w:val="24"/>
-          <w:szCs w:val="24"/>
-          <w:lang w:eastAsia="en-US"/>
-        </w:rPr>
-        <w:t xml:space="preserve">, and automated patching mechanisms in Ubuntu and </w:t>
-      </w:r>
-      <w:proofErr w:type="spellStart"/>
-      <w:r>
-        <w:rPr>
-          <w:rFonts w:ascii="Times New Roman" w:eastAsia="Times New Roman" w:hAnsi="Times New Roman" w:cs="Times New Roman"/>
-          <w:sz w:val="24"/>
-          <w:szCs w:val="24"/>
-          <w:lang w:eastAsia="en-US"/>
-        </w:rPr>
-        <w:t>CentOS</w:t>
-      </w:r>
-      <w:proofErr w:type="spellEnd"/>
-      <w:r>
-        <w:rPr>
-          <w:rFonts w:ascii="Times New Roman" w:eastAsia="Times New Roman" w:hAnsi="Times New Roman" w:cs="Times New Roman"/>
-          <w:sz w:val="24"/>
-          <w:szCs w:val="24"/>
-          <w:lang w:eastAsia="en-US"/>
-        </w:rPr>
-        <w:t xml:space="preserve"> environments.</w:t>
+        <w:t xml:space="preserve"> rulesets, and automated patching mechanisms in Ubuntu and CentOS environments.</w:t>
       </w:r>
     </w:p>
     <w:p>
@@ -2027,27 +1697,7 @@
           <w:szCs w:val="24"/>
           <w:lang w:eastAsia="en-US"/>
         </w:rPr>
-        <w:t>Built full-stack applications with Python/</w:t>
-      </w:r>
-      <w:proofErr w:type="spellStart"/>
-      <w:r>
-        <w:rPr>
-          <w:rFonts w:ascii="Times New Roman" w:eastAsia="Times New Roman" w:hAnsi="Times New Roman" w:cs="Times New Roman"/>
-          <w:sz w:val="24"/>
-          <w:szCs w:val="24"/>
-          <w:lang w:eastAsia="en-US"/>
-        </w:rPr>
-        <w:t>Django</w:t>
-      </w:r>
-      <w:proofErr w:type="spellEnd"/>
-      <w:r>
-        <w:rPr>
-          <w:rFonts w:ascii="Times New Roman" w:eastAsia="Times New Roman" w:hAnsi="Times New Roman" w:cs="Times New Roman"/>
-          <w:sz w:val="24"/>
-          <w:szCs w:val="24"/>
-          <w:lang w:eastAsia="en-US"/>
-        </w:rPr>
-        <w:t xml:space="preserve"> and React, maintaining scalable codebases in </w:t>
+        <w:t xml:space="preserve">Built full-stack applications with Python/Django and React, maintaining scalable codebases in </w:t>
       </w:r>
       <w:proofErr w:type="spellStart"/>
       <w:r>
@@ -2139,27 +1789,7 @@
           <w:szCs w:val="24"/>
           <w:lang w:eastAsia="en-US"/>
         </w:rPr>
-        <w:t xml:space="preserve">Delivered containerized deployment pipelines using </w:t>
-      </w:r>
-      <w:proofErr w:type="spellStart"/>
-      <w:r>
-        <w:rPr>
-          <w:rFonts w:ascii="Times New Roman" w:eastAsia="Times New Roman" w:hAnsi="Times New Roman" w:cs="Times New Roman"/>
-          <w:sz w:val="24"/>
-          <w:szCs w:val="24"/>
-          <w:lang w:eastAsia="en-US"/>
-        </w:rPr>
-        <w:t>Docker</w:t>
-      </w:r>
-      <w:proofErr w:type="spellEnd"/>
-      <w:r>
-        <w:rPr>
-          <w:rFonts w:ascii="Times New Roman" w:eastAsia="Times New Roman" w:hAnsi="Times New Roman" w:cs="Times New Roman"/>
-          <w:sz w:val="24"/>
-          <w:szCs w:val="24"/>
-          <w:lang w:eastAsia="en-US"/>
-        </w:rPr>
-        <w:t xml:space="preserve"> Compose and Shell scripts for local development environments and production clusters.</w:t>
+        <w:t>Delivered containerized deployment pipelines using Docker Compose and Shell scripts for local development environments and production clusters.</w:t>
       </w:r>
     </w:p>
     <w:p>
@@ -2185,27 +1815,7 @@
           <w:szCs w:val="24"/>
           <w:lang w:eastAsia="en-US"/>
         </w:rPr>
-        <w:t xml:space="preserve">Maintained Linux servers for staging and production environments, performing regular system updates, backups, and </w:t>
-      </w:r>
-      <w:proofErr w:type="spellStart"/>
-      <w:r>
-        <w:rPr>
-          <w:rFonts w:ascii="Times New Roman" w:eastAsia="Times New Roman" w:hAnsi="Times New Roman" w:cs="Times New Roman"/>
-          <w:sz w:val="24"/>
-          <w:szCs w:val="24"/>
-          <w:lang w:eastAsia="en-US"/>
-        </w:rPr>
-        <w:t>Nginx</w:t>
-      </w:r>
-      <w:proofErr w:type="spellEnd"/>
-      <w:r>
-        <w:rPr>
-          <w:rFonts w:ascii="Times New Roman" w:eastAsia="Times New Roman" w:hAnsi="Times New Roman" w:cs="Times New Roman"/>
-          <w:sz w:val="24"/>
-          <w:szCs w:val="24"/>
-          <w:lang w:eastAsia="en-US"/>
-        </w:rPr>
-        <w:t xml:space="preserve"> configuration tuning.</w:t>
+        <w:t>Maintained Linux servers for staging and production environments, performing regular system updates, backups, and Nginx configuration tuning.</w:t>
       </w:r>
     </w:p>
     <w:p>
@@ -2399,7 +2009,6 @@
           <w:b/>
           <w:bCs/>
         </w:rPr>
-        <w:lastRenderedPageBreak/>
         <w:t>Software Developer</w:t>
       </w:r>
     </w:p>
@@ -2415,7 +2024,6 @@
           <w:bCs/>
         </w:rPr>
       </w:pPr>
-      <w:proofErr w:type="spellStart"/>
       <w:r>
         <w:rPr>
           <w:rStyle w:val="Strong"/>
@@ -2423,17 +2031,7 @@
           <w:b/>
           <w:bCs/>
         </w:rPr>
-        <w:t>Decima</w:t>
-      </w:r>
-      <w:proofErr w:type="spellEnd"/>
-      <w:r>
-        <w:rPr>
-          <w:rStyle w:val="Strong"/>
-          <w:rFonts w:asciiTheme="majorBidi" w:hAnsiTheme="majorBidi" w:cstheme="majorBidi" w:hint="default"/>
-          <w:b/>
-          <w:bCs/>
-        </w:rPr>
-        <w:t xml:space="preserve"> Digital </w:t>
+        <w:t xml:space="preserve">Decima Digital </w:t>
       </w:r>
     </w:p>
     <w:p>
@@ -2450,6 +2048,7 @@
           <w:rStyle w:val="Strong"/>
           <w:rFonts w:asciiTheme="majorBidi" w:hAnsiTheme="majorBidi" w:cstheme="majorBidi"/>
         </w:rPr>
+        <w:lastRenderedPageBreak/>
         <w:t>November 2015 – April 2016</w:t>
       </w:r>
       <w:r>
@@ -2498,47 +2097,7 @@
           <w:szCs w:val="24"/>
           <w:lang w:eastAsia="en-US"/>
         </w:rPr>
-        <w:t xml:space="preserve">Supported development of real-time content management tools for e-commerce platforms using </w:t>
-      </w:r>
-      <w:proofErr w:type="spellStart"/>
-      <w:r>
-        <w:rPr>
-          <w:rFonts w:ascii="Times New Roman" w:eastAsia="Times New Roman" w:hAnsi="Times New Roman" w:cs="Times New Roman"/>
-          <w:sz w:val="24"/>
-          <w:szCs w:val="24"/>
-          <w:lang w:eastAsia="en-US"/>
-        </w:rPr>
-        <w:t>Django</w:t>
-      </w:r>
-      <w:proofErr w:type="spellEnd"/>
-      <w:r>
-        <w:rPr>
-          <w:rFonts w:ascii="Times New Roman" w:eastAsia="Times New Roman" w:hAnsi="Times New Roman" w:cs="Times New Roman"/>
-          <w:sz w:val="24"/>
-          <w:szCs w:val="24"/>
-          <w:lang w:eastAsia="en-US"/>
-        </w:rPr>
-        <w:t xml:space="preserve">, </w:t>
-      </w:r>
-      <w:proofErr w:type="spellStart"/>
-      <w:r>
-        <w:rPr>
-          <w:rFonts w:ascii="Times New Roman" w:eastAsia="Times New Roman" w:hAnsi="Times New Roman" w:cs="Times New Roman"/>
-          <w:sz w:val="24"/>
-          <w:szCs w:val="24"/>
-          <w:lang w:eastAsia="en-US"/>
-        </w:rPr>
-        <w:t>PostgreSQL</w:t>
-      </w:r>
-      <w:proofErr w:type="spellEnd"/>
-      <w:r>
-        <w:rPr>
-          <w:rFonts w:ascii="Times New Roman" w:eastAsia="Times New Roman" w:hAnsi="Times New Roman" w:cs="Times New Roman"/>
-          <w:sz w:val="24"/>
-          <w:szCs w:val="24"/>
-          <w:lang w:eastAsia="en-US"/>
-        </w:rPr>
-        <w:t>, and Celery.</w:t>
+        <w:t>Supported development of real-time content management tools for e-commerce platforms using Django, PostgreSQL, and Celery.</w:t>
       </w:r>
     </w:p>
     <w:p>
@@ -2906,27 +2465,7 @@
           <w:szCs w:val="24"/>
           <w:lang w:eastAsia="en-US"/>
         </w:rPr>
-        <w:t xml:space="preserve">Developed internal reporting and analytics dashboards with Python/Flask and </w:t>
-      </w:r>
-      <w:proofErr w:type="spellStart"/>
-      <w:r>
-        <w:rPr>
-          <w:rFonts w:ascii="Times New Roman" w:eastAsia="Times New Roman" w:hAnsi="Times New Roman" w:cs="Times New Roman"/>
-          <w:sz w:val="24"/>
-          <w:szCs w:val="24"/>
-          <w:lang w:eastAsia="en-US"/>
-        </w:rPr>
-        <w:t>PostgreSQL</w:t>
-      </w:r>
-      <w:proofErr w:type="spellEnd"/>
-      <w:r>
-        <w:rPr>
-          <w:rFonts w:ascii="Times New Roman" w:eastAsia="Times New Roman" w:hAnsi="Times New Roman" w:cs="Times New Roman"/>
-          <w:sz w:val="24"/>
-          <w:szCs w:val="24"/>
-          <w:lang w:eastAsia="en-US"/>
-        </w:rPr>
-        <w:t>, improving reporting frequency and accuracy.</w:t>
+        <w:t>Developed internal reporting and analytics dashboards with Python/Flask and PostgreSQL, improving reporting frequency and accuracy.</w:t>
       </w:r>
     </w:p>
     <w:p>
@@ -3024,27 +2563,7 @@
           <w:szCs w:val="24"/>
           <w:lang w:eastAsia="en-US"/>
         </w:rPr>
-        <w:t xml:space="preserve">Built internal CLI tools for system monitoring and log parsing used by </w:t>
-      </w:r>
-      <w:proofErr w:type="spellStart"/>
-      <w:r>
-        <w:rPr>
-          <w:rFonts w:ascii="Times New Roman" w:eastAsia="Times New Roman" w:hAnsi="Times New Roman" w:cs="Times New Roman"/>
-          <w:sz w:val="24"/>
-          <w:szCs w:val="24"/>
-          <w:lang w:eastAsia="en-US"/>
-        </w:rPr>
-        <w:t>sysadmins</w:t>
-      </w:r>
-      <w:proofErr w:type="spellEnd"/>
-      <w:r>
-        <w:rPr>
-          <w:rFonts w:ascii="Times New Roman" w:eastAsia="Times New Roman" w:hAnsi="Times New Roman" w:cs="Times New Roman"/>
-          <w:sz w:val="24"/>
-          <w:szCs w:val="24"/>
-          <w:lang w:eastAsia="en-US"/>
-        </w:rPr>
-        <w:t xml:space="preserve"> to diagnose failures and generate alerts.</w:t>
+        <w:t>Built internal CLI tools for system monitoring and log parsing used by sysadmins to diagnose failures and generate alerts.</w:t>
       </w:r>
     </w:p>
     <w:p>
@@ -3148,27 +2667,7 @@
           <w:szCs w:val="24"/>
           <w:lang w:eastAsia="en-US"/>
         </w:rPr>
-        <w:t xml:space="preserve">Supported </w:t>
-      </w:r>
-      <w:proofErr w:type="spellStart"/>
-      <w:r>
-        <w:rPr>
-          <w:rFonts w:ascii="Times New Roman" w:eastAsia="Times New Roman" w:hAnsi="Times New Roman" w:cs="Times New Roman"/>
-          <w:sz w:val="24"/>
-          <w:szCs w:val="24"/>
-          <w:lang w:eastAsia="en-US"/>
-        </w:rPr>
-        <w:t>DevOps</w:t>
-      </w:r>
-      <w:proofErr w:type="spellEnd"/>
-      <w:r>
-        <w:rPr>
-          <w:rFonts w:ascii="Times New Roman" w:eastAsia="Times New Roman" w:hAnsi="Times New Roman" w:cs="Times New Roman"/>
-          <w:sz w:val="24"/>
-          <w:szCs w:val="24"/>
-          <w:lang w:eastAsia="en-US"/>
-        </w:rPr>
-        <w:t xml:space="preserve"> team in setting up version control pipelines and managing backup/restore processes.</w:t>
+        <w:t>Supported DevOps team in setting up version control pipelines and managing backup/restore processes.</w:t>
       </w:r>
     </w:p>
     <w:p>
@@ -3301,7 +2800,6 @@
           <w:sz w:val="28"/>
           <w:szCs w:val="28"/>
         </w:rPr>
-        <w:lastRenderedPageBreak/>
         <w:t>CERTIFICATIONS</w:t>
       </w:r>
     </w:p>
@@ -3330,6 +2828,7 @@
           <w:szCs w:val="24"/>
           <w:lang w:eastAsia="en-US"/>
         </w:rPr>
+        <w:lastRenderedPageBreak/>
         <w:t>Linux Foundation Certified System Administrator (LFCS)</w:t>
       </w:r>
     </w:p>
@@ -3358,31 +2857,7 @@
           <w:szCs w:val="24"/>
           <w:lang w:eastAsia="en-US"/>
         </w:rPr>
-        <w:t xml:space="preserve">AWS Certified </w:t>
-      </w:r>
-      <w:proofErr w:type="spellStart"/>
-      <w:r>
-        <w:rPr>
-          <w:rFonts w:ascii="Times New Roman" w:eastAsia="Times New Roman" w:hAnsi="Times New Roman" w:cs="Times New Roman"/>
-          <w:b/>
-          <w:bCs/>
-          <w:sz w:val="24"/>
-          <w:szCs w:val="24"/>
-          <w:lang w:eastAsia="en-US"/>
-        </w:rPr>
-        <w:t>DevOps</w:t>
-      </w:r>
-      <w:proofErr w:type="spellEnd"/>
-      <w:r>
-        <w:rPr>
-          <w:rFonts w:ascii="Times New Roman" w:eastAsia="Times New Roman" w:hAnsi="Times New Roman" w:cs="Times New Roman"/>
-          <w:b/>
-          <w:bCs/>
-          <w:sz w:val="24"/>
-          <w:szCs w:val="24"/>
-          <w:lang w:eastAsia="en-US"/>
-        </w:rPr>
-        <w:t xml:space="preserve"> Engineer – Professional</w:t>
+        <w:t>AWS Certified DevOps Engineer – Professional</w:t>
       </w:r>
     </w:p>
     <w:p>
@@ -3423,31 +2898,7 @@
           <w:szCs w:val="24"/>
           <w:lang w:eastAsia="en-US"/>
         </w:rPr>
-        <w:t xml:space="preserve"> Certified: </w:t>
-      </w:r>
-      <w:proofErr w:type="spellStart"/>
-      <w:r>
-        <w:rPr>
-          <w:rFonts w:ascii="Times New Roman" w:eastAsia="Times New Roman" w:hAnsi="Times New Roman" w:cs="Times New Roman"/>
-          <w:b/>
-          <w:bCs/>
-          <w:sz w:val="24"/>
-          <w:szCs w:val="24"/>
-          <w:lang w:eastAsia="en-US"/>
-        </w:rPr>
-        <w:t>Terraform</w:t>
-      </w:r>
-      <w:proofErr w:type="spellEnd"/>
-      <w:r>
-        <w:rPr>
-          <w:rFonts w:ascii="Times New Roman" w:eastAsia="Times New Roman" w:hAnsi="Times New Roman" w:cs="Times New Roman"/>
-          <w:b/>
-          <w:bCs/>
-          <w:sz w:val="24"/>
-          <w:szCs w:val="24"/>
-          <w:lang w:eastAsia="en-US"/>
-        </w:rPr>
-        <w:t xml:space="preserve"> Associate</w:t>
+        <w:t xml:space="preserve"> Certified: Terraform Associate</w:t>
       </w:r>
     </w:p>
     <w:p>
@@ -3475,31 +2926,7 @@
           <w:szCs w:val="24"/>
           <w:lang w:eastAsia="en-US"/>
         </w:rPr>
-        <w:t xml:space="preserve">Certified </w:t>
-      </w:r>
-      <w:proofErr w:type="spellStart"/>
-      <w:r>
-        <w:rPr>
-          <w:rFonts w:ascii="Times New Roman" w:eastAsia="Times New Roman" w:hAnsi="Times New Roman" w:cs="Times New Roman"/>
-          <w:b/>
-          <w:bCs/>
-          <w:sz w:val="24"/>
-          <w:szCs w:val="24"/>
-          <w:lang w:eastAsia="en-US"/>
-        </w:rPr>
-        <w:t>Kubernetes</w:t>
-      </w:r>
-      <w:proofErr w:type="spellEnd"/>
-      <w:r>
-        <w:rPr>
-          <w:rFonts w:ascii="Times New Roman" w:eastAsia="Times New Roman" w:hAnsi="Times New Roman" w:cs="Times New Roman"/>
-          <w:b/>
-          <w:bCs/>
-          <w:sz w:val="24"/>
-          <w:szCs w:val="24"/>
-          <w:lang w:eastAsia="en-US"/>
-        </w:rPr>
-        <w:t xml:space="preserve"> Administrator (CKA)</w:t>
+        <w:t>Certified Kubernetes Administrator (CKA)</w:t>
       </w:r>
     </w:p>
     <w:p>
@@ -8478,7 +7905,6 @@
       <w:jc w:val="both"/>
     </w:pPr>
     <w:tblPr>
-      <w:tblInd w:w="0" w:type="dxa"/>
       <w:tblBorders>
         <w:top w:val="single" w:sz="4" w:space="0" w:color="auto"/>
         <w:left w:val="single" w:sz="4" w:space="0" w:color="auto"/>
@@ -8487,12 +7913,6 @@
         <w:insideH w:val="single" w:sz="4" w:space="0" w:color="auto"/>
         <w:insideV w:val="single" w:sz="4" w:space="0" w:color="auto"/>
       </w:tblBorders>
-      <w:tblCellMar>
-        <w:top w:w="0" w:type="dxa"/>
-        <w:left w:w="108" w:type="dxa"/>
-        <w:bottom w:w="0" w:type="dxa"/>
-        <w:right w:w="108" w:type="dxa"/>
-      </w:tblCellMar>
     </w:tblPr>
   </w:style>
   <w:style w:type="paragraph" w:styleId="ListParagraph">
@@ -8791,7 +8211,6 @@
       <w:jc w:val="both"/>
     </w:pPr>
     <w:tblPr>
-      <w:tblInd w:w="0" w:type="dxa"/>
       <w:tblBorders>
         <w:top w:val="single" w:sz="4" w:space="0" w:color="auto"/>
         <w:left w:val="single" w:sz="4" w:space="0" w:color="auto"/>
@@ -8800,12 +8219,6 @@
         <w:insideH w:val="single" w:sz="4" w:space="0" w:color="auto"/>
         <w:insideV w:val="single" w:sz="4" w:space="0" w:color="auto"/>
       </w:tblBorders>
-      <w:tblCellMar>
-        <w:top w:w="0" w:type="dxa"/>
-        <w:left w:w="108" w:type="dxa"/>
-        <w:bottom w:w="0" w:type="dxa"/>
-        <w:right w:w="108" w:type="dxa"/>
-      </w:tblCellMar>
     </w:tblPr>
   </w:style>
   <w:style w:type="paragraph" w:styleId="ListParagraph">
